--- a/FD02-EPIS-Informe Vision.docx
+++ b/FD02-EPIS-Informe Vision.docx
@@ -874,11 +874,8 @@
             </w:pPr>
             <w:r>
               <w:rPr>
-                <w:sz w:val="14"/>
-                <w:szCs w:val="14"/>
                 <w:rtl w:val="0"/>
               </w:rPr>
-              <w:t xml:space="preserve">JME, NSI</w:t>
             </w:r>
           </w:p>
         </w:tc>
@@ -897,11 +894,8 @@
             </w:pPr>
             <w:r>
               <w:rPr>
-                <w:sz w:val="14"/>
-                <w:szCs w:val="14"/>
                 <w:rtl w:val="0"/>
               </w:rPr>
-              <w:t xml:space="preserve">PCQ</w:t>
             </w:r>
           </w:p>
         </w:tc>
@@ -920,11 +914,8 @@
             </w:pPr>
             <w:r>
               <w:rPr>
-                <w:sz w:val="14"/>
-                <w:szCs w:val="14"/>
                 <w:rtl w:val="0"/>
               </w:rPr>
-              <w:t xml:space="preserve">PCQ</w:t>
             </w:r>
           </w:p>
         </w:tc>
@@ -971,23 +962,6 @@
                 <w:rtl w:val="0"/>
               </w:rPr>
               <w:t xml:space="preserve">Versión 1</w:t>
-            </w:r>
-          </w:p>
-          <w:p>
-            <w:pPr>
-              <w:widowControl w:val="0"/>
-              <w:spacing w:after="0" w:line="240" w:lineRule="auto"/>
-              <w:ind w:left="65" w:firstLine="0"/>
-              <w:jc w:val="center"/>
-              <w:rPr>
-                <w:sz w:val="14"/>
-                <w:szCs w:val="14"/>
-              </w:rPr>
-            </w:pPr>
-            <w:r>
-              <w:rPr>
-                <w:rtl w:val="0"/>
-              </w:rPr>
             </w:r>
           </w:p>
         </w:tc>
@@ -2010,11 +1984,8 @@
             </w:pPr>
             <w:r>
               <w:rPr>
-                <w:sz w:val="14"/>
-                <w:szCs w:val="14"/>
                 <w:rtl w:val="0"/>
               </w:rPr>
-              <w:t xml:space="preserve">JME, NSI</w:t>
             </w:r>
           </w:p>
         </w:tc>
@@ -2033,11 +2004,8 @@
             </w:pPr>
             <w:r>
               <w:rPr>
-                <w:sz w:val="14"/>
-                <w:szCs w:val="14"/>
                 <w:rtl w:val="0"/>
               </w:rPr>
-              <w:t xml:space="preserve">PCQ</w:t>
             </w:r>
           </w:p>
         </w:tc>
@@ -2056,11 +2024,8 @@
             </w:pPr>
             <w:r>
               <w:rPr>
-                <w:sz w:val="14"/>
-                <w:szCs w:val="14"/>
                 <w:rtl w:val="0"/>
               </w:rPr>
-              <w:t xml:space="preserve">PCQ</w:t>
             </w:r>
           </w:p>
         </w:tc>
@@ -2109,23 +2074,6 @@
               <w:t xml:space="preserve">Versión 1</w:t>
             </w:r>
           </w:p>
-          <w:p>
-            <w:pPr>
-              <w:widowControl w:val="0"/>
-              <w:spacing w:after="0" w:line="240" w:lineRule="auto"/>
-              <w:ind w:left="65" w:firstLine="0"/>
-              <w:jc w:val="center"/>
-              <w:rPr>
-                <w:sz w:val="14"/>
-                <w:szCs w:val="14"/>
-              </w:rPr>
-            </w:pPr>
-            <w:r>
-              <w:rPr>
-                <w:rtl w:val="0"/>
-              </w:rPr>
-            </w:r>
-          </w:p>
         </w:tc>
       </w:tr>
     </w:tbl>
@@ -2201,7 +2149,7 @@
     </w:p>
     <w:sdt>
       <w:sdtPr>
-        <w:id w:val="1143505523"/>
+        <w:id w:val="-1621016318"/>
         <w:docPartObj>
           <w:docPartGallery w:val="Table of Contents"/>
           <w:docPartUnique w:val="1"/>
@@ -4228,7 +4176,7 @@
     <w:sdt>
       <w:sdtPr>
         <w:lock w:val="contentLocked"/>
-        <w:id w:val="2015986532"/>
+        <w:id w:val="-1657738592"/>
         <w:tag w:val="goog_rdk_0"/>
       </w:sdtPr>
       <w:sdtContent>
@@ -4484,7 +4432,7 @@
     <w:sdt>
       <w:sdtPr>
         <w:lock w:val="contentLocked"/>
-        <w:id w:val="760940551"/>
+        <w:id w:val="1344221501"/>
         <w:tag w:val="goog_rdk_1"/>
       </w:sdtPr>
       <w:sdtContent>
@@ -4795,7 +4743,7 @@
     <w:sdt>
       <w:sdtPr>
         <w:lock w:val="contentLocked"/>
-        <w:id w:val="-390635769"/>
+        <w:id w:val="-963937486"/>
         <w:tag w:val="goog_rdk_2"/>
       </w:sdtPr>
       <w:sdtContent>
@@ -5283,7 +5231,7 @@
     <w:sdt>
       <w:sdtPr>
         <w:lock w:val="contentLocked"/>
-        <w:id w:val="860736334"/>
+        <w:id w:val="651303441"/>
         <w:tag w:val="goog_rdk_3"/>
       </w:sdtPr>
       <w:sdtContent>
@@ -5791,7 +5739,7 @@
     <w:sdt>
       <w:sdtPr>
         <w:lock w:val="contentLocked"/>
-        <w:id w:val="-838811927"/>
+        <w:id w:val="1702938829"/>
         <w:tag w:val="goog_rdk_4"/>
       </w:sdtPr>
       <w:sdtContent>
@@ -6408,479 +6356,6 @@
         </w:rPr>
       </w:r>
     </w:p>
-    <w:sdt>
-      <w:sdtPr>
-        <w:lock w:val="contentLocked"/>
-        <w:id w:val="2037791625"/>
-        <w:tag w:val="goog_rdk_5"/>
-      </w:sdtPr>
-      <w:sdtContent>
-        <w:tbl>
-          <w:tblPr>
-            <w:tblStyle w:val="Table8"/>
-            <w:tblW w:w="9360.0" w:type="dxa"/>
-            <w:jc w:val="left"/>
-            <w:tblBorders>
-              <w:top w:color="000000" w:space="0" w:sz="8" w:val="single"/>
-              <w:left w:color="000000" w:space="0" w:sz="8" w:val="single"/>
-              <w:bottom w:color="000000" w:space="0" w:sz="8" w:val="single"/>
-              <w:right w:color="000000" w:space="0" w:sz="8" w:val="single"/>
-              <w:insideH w:color="000000" w:space="0" w:sz="8" w:val="single"/>
-              <w:insideV w:color="000000" w:space="0" w:sz="8" w:val="single"/>
-            </w:tblBorders>
-            <w:tblLayout w:type="fixed"/>
-            <w:tblLook w:val="0600"/>
-          </w:tblPr>
-          <w:tblGrid>
-            <w:gridCol w:w="2610"/>
-            <w:gridCol w:w="6750"/>
-            <w:tblGridChange w:id="0">
-              <w:tblGrid>
-                <w:gridCol w:w="2610"/>
-                <w:gridCol w:w="6750"/>
-              </w:tblGrid>
-            </w:tblGridChange>
-          </w:tblGrid>
-          <w:tr>
-            <w:trPr>
-              <w:cantSplit w:val="0"/>
-              <w:trHeight w:val="420" w:hRule="atLeast"/>
-              <w:tblHeader w:val="0"/>
-            </w:trPr>
-            <w:tc>
-              <w:tcPr>
-                <w:gridSpan w:val="2"/>
-                <w:shd w:fill="auto" w:val="clear"/>
-                <w:tcMar>
-                  <w:top w:w="100.0" w:type="dxa"/>
-                  <w:left w:w="100.0" w:type="dxa"/>
-                  <w:bottom w:w="100.0" w:type="dxa"/>
-                  <w:right w:w="100.0" w:type="dxa"/>
-                </w:tcMar>
-                <w:vAlign w:val="top"/>
-              </w:tcPr>
-              <w:p>
-                <w:pPr>
-                  <w:widowControl w:val="0"/>
-                  <w:spacing w:after="0" w:line="240" w:lineRule="auto"/>
-                  <w:jc w:val="center"/>
-                  <w:rPr>
-                    <w:rFonts w:ascii="Arial" w:cs="Arial" w:eastAsia="Arial" w:hAnsi="Arial"/>
-                    <w:b w:val="1"/>
-                    <w:bCs w:val="1"/>
-                  </w:rPr>
-                </w:pPr>
-                <w:r>
-                  <w:rPr>
-                    <w:rFonts w:ascii="Arial" w:cs="Arial" w:eastAsia="Arial" w:hAnsi="Arial"/>
-                    <w:b w:val="1"/>
-                    <w:bCs w:val="1"/>
-                    <w:rtl w:val="0"/>
-                  </w:rPr>
-                  <w:t xml:space="preserve">Perfil de Administrador</w:t>
-                </w:r>
-              </w:p>
-            </w:tc>
-          </w:tr>
-          <w:tr>
-            <w:trPr>
-              <w:cantSplit w:val="0"/>
-              <w:tblHeader w:val="0"/>
-            </w:trPr>
-            <w:tc>
-              <w:tcPr>
-                <w:shd w:fill="auto" w:val="clear"/>
-                <w:tcMar>
-                  <w:top w:w="100.0" w:type="dxa"/>
-                  <w:left w:w="100.0" w:type="dxa"/>
-                  <w:bottom w:w="100.0" w:type="dxa"/>
-                  <w:right w:w="100.0" w:type="dxa"/>
-                </w:tcMar>
-                <w:vAlign w:val="top"/>
-              </w:tcPr>
-              <w:p>
-                <w:pPr>
-                  <w:widowControl w:val="0"/>
-                  <w:spacing w:after="0" w:line="240" w:lineRule="auto"/>
-                  <w:rPr>
-                    <w:rFonts w:ascii="Arial" w:cs="Arial" w:eastAsia="Arial" w:hAnsi="Arial"/>
-                    <w:b w:val="1"/>
-                    <w:bCs w:val="1"/>
-                  </w:rPr>
-                </w:pPr>
-                <w:r>
-                  <w:rPr>
-                    <w:rFonts w:ascii="Arial" w:cs="Arial" w:eastAsia="Arial" w:hAnsi="Arial"/>
-                    <w:b w:val="1"/>
-                    <w:bCs w:val="1"/>
-                    <w:rtl w:val="0"/>
-                  </w:rPr>
-                  <w:t xml:space="preserve">Representante</w:t>
-                </w:r>
-              </w:p>
-            </w:tc>
-            <w:tc>
-              <w:tcPr>
-                <w:shd w:fill="auto" w:val="clear"/>
-                <w:tcMar>
-                  <w:top w:w="100.0" w:type="dxa"/>
-                  <w:left w:w="100.0" w:type="dxa"/>
-                  <w:bottom w:w="100.0" w:type="dxa"/>
-                  <w:right w:w="100.0" w:type="dxa"/>
-                </w:tcMar>
-                <w:vAlign w:val="top"/>
-              </w:tcPr>
-              <w:p>
-                <w:pPr>
-                  <w:widowControl w:val="0"/>
-                  <w:spacing w:after="0" w:line="240" w:lineRule="auto"/>
-                  <w:rPr>
-                    <w:rFonts w:ascii="Arial" w:cs="Arial" w:eastAsia="Arial" w:hAnsi="Arial"/>
-                  </w:rPr>
-                </w:pPr>
-                <w:r>
-                  <w:rPr>
-                    <w:rFonts w:ascii="Arial" w:cs="Arial" w:eastAsia="Arial" w:hAnsi="Arial"/>
-                    <w:rtl w:val="0"/>
-                  </w:rPr>
-                  <w:t xml:space="preserve">Administrador.</w:t>
-                </w:r>
-              </w:p>
-            </w:tc>
-          </w:tr>
-          <w:tr>
-            <w:trPr>
-              <w:cantSplit w:val="0"/>
-              <w:tblHeader w:val="0"/>
-            </w:trPr>
-            <w:tc>
-              <w:tcPr>
-                <w:shd w:fill="auto" w:val="clear"/>
-                <w:tcMar>
-                  <w:top w:w="100.0" w:type="dxa"/>
-                  <w:left w:w="100.0" w:type="dxa"/>
-                  <w:bottom w:w="100.0" w:type="dxa"/>
-                  <w:right w:w="100.0" w:type="dxa"/>
-                </w:tcMar>
-                <w:vAlign w:val="top"/>
-              </w:tcPr>
-              <w:p>
-                <w:pPr>
-                  <w:widowControl w:val="0"/>
-                  <w:spacing w:after="0" w:line="240" w:lineRule="auto"/>
-                  <w:rPr>
-                    <w:rFonts w:ascii="Arial" w:cs="Arial" w:eastAsia="Arial" w:hAnsi="Arial"/>
-                    <w:b w:val="1"/>
-                    <w:bCs w:val="1"/>
-                  </w:rPr>
-                </w:pPr>
-                <w:r>
-                  <w:rPr>
-                    <w:rFonts w:ascii="Arial" w:cs="Arial" w:eastAsia="Arial" w:hAnsi="Arial"/>
-                    <w:b w:val="1"/>
-                    <w:bCs w:val="1"/>
-                    <w:rtl w:val="0"/>
-                  </w:rPr>
-                  <w:t xml:space="preserve">Descripción</w:t>
-                </w:r>
-              </w:p>
-            </w:tc>
-            <w:tc>
-              <w:tcPr>
-                <w:shd w:fill="auto" w:val="clear"/>
-                <w:tcMar>
-                  <w:top w:w="100.0" w:type="dxa"/>
-                  <w:left w:w="100.0" w:type="dxa"/>
-                  <w:bottom w:w="100.0" w:type="dxa"/>
-                  <w:right w:w="100.0" w:type="dxa"/>
-                </w:tcMar>
-                <w:vAlign w:val="top"/>
-              </w:tcPr>
-              <w:p>
-                <w:pPr>
-                  <w:widowControl w:val="0"/>
-                  <w:spacing w:after="0" w:line="240" w:lineRule="auto"/>
-                  <w:rPr>
-                    <w:rFonts w:ascii="Arial" w:cs="Arial" w:eastAsia="Arial" w:hAnsi="Arial"/>
-                  </w:rPr>
-                </w:pPr>
-                <w:r>
-                  <w:rPr>
-                    <w:rFonts w:ascii="Arial" w:cs="Arial" w:eastAsia="Arial" w:hAnsi="Arial"/>
-                    <w:rtl w:val="0"/>
-                  </w:rPr>
-                  <w:t xml:space="preserve">Usuario encargado de gestionar el contenido educativo, monitorear usuarios y analizar el funcionamiento del sistema.</w:t>
-                </w:r>
-              </w:p>
-            </w:tc>
-          </w:tr>
-          <w:tr>
-            <w:trPr>
-              <w:cantSplit w:val="0"/>
-              <w:tblHeader w:val="0"/>
-            </w:trPr>
-            <w:tc>
-              <w:tcPr>
-                <w:shd w:fill="auto" w:val="clear"/>
-                <w:tcMar>
-                  <w:top w:w="100.0" w:type="dxa"/>
-                  <w:left w:w="100.0" w:type="dxa"/>
-                  <w:bottom w:w="100.0" w:type="dxa"/>
-                  <w:right w:w="100.0" w:type="dxa"/>
-                </w:tcMar>
-                <w:vAlign w:val="top"/>
-              </w:tcPr>
-              <w:p>
-                <w:pPr>
-                  <w:widowControl w:val="0"/>
-                  <w:spacing w:after="0" w:line="240" w:lineRule="auto"/>
-                  <w:rPr>
-                    <w:rFonts w:ascii="Arial" w:cs="Arial" w:eastAsia="Arial" w:hAnsi="Arial"/>
-                    <w:b w:val="1"/>
-                    <w:bCs w:val="1"/>
-                  </w:rPr>
-                </w:pPr>
-                <w:r>
-                  <w:rPr>
-                    <w:rFonts w:ascii="Arial" w:cs="Arial" w:eastAsia="Arial" w:hAnsi="Arial"/>
-                    <w:b w:val="1"/>
-                    <w:bCs w:val="1"/>
-                    <w:rtl w:val="0"/>
-                  </w:rPr>
-                  <w:t xml:space="preserve">Tipo</w:t>
-                </w:r>
-              </w:p>
-            </w:tc>
-            <w:tc>
-              <w:tcPr>
-                <w:shd w:fill="auto" w:val="clear"/>
-                <w:tcMar>
-                  <w:top w:w="100.0" w:type="dxa"/>
-                  <w:left w:w="100.0" w:type="dxa"/>
-                  <w:bottom w:w="100.0" w:type="dxa"/>
-                  <w:right w:w="100.0" w:type="dxa"/>
-                </w:tcMar>
-                <w:vAlign w:val="top"/>
-              </w:tcPr>
-              <w:p>
-                <w:pPr>
-                  <w:widowControl w:val="0"/>
-                  <w:spacing w:after="0" w:line="240" w:lineRule="auto"/>
-                  <w:rPr>
-                    <w:rFonts w:ascii="Arial" w:cs="Arial" w:eastAsia="Arial" w:hAnsi="Arial"/>
-                  </w:rPr>
-                </w:pPr>
-                <w:r>
-                  <w:rPr>
-                    <w:rFonts w:ascii="Arial" w:cs="Arial" w:eastAsia="Arial" w:hAnsi="Arial"/>
-                    <w:rtl w:val="0"/>
-                  </w:rPr>
-                  <w:t xml:space="preserve">Interno</w:t>
-                </w:r>
-              </w:p>
-            </w:tc>
-          </w:tr>
-          <w:tr>
-            <w:trPr>
-              <w:cantSplit w:val="0"/>
-              <w:tblHeader w:val="0"/>
-            </w:trPr>
-            <w:tc>
-              <w:tcPr>
-                <w:shd w:fill="auto" w:val="clear"/>
-                <w:tcMar>
-                  <w:top w:w="100.0" w:type="dxa"/>
-                  <w:left w:w="100.0" w:type="dxa"/>
-                  <w:bottom w:w="100.0" w:type="dxa"/>
-                  <w:right w:w="100.0" w:type="dxa"/>
-                </w:tcMar>
-                <w:vAlign w:val="top"/>
-              </w:tcPr>
-              <w:p>
-                <w:pPr>
-                  <w:widowControl w:val="0"/>
-                  <w:spacing w:after="0" w:line="240" w:lineRule="auto"/>
-                  <w:rPr>
-                    <w:rFonts w:ascii="Arial" w:cs="Arial" w:eastAsia="Arial" w:hAnsi="Arial"/>
-                    <w:b w:val="1"/>
-                    <w:bCs w:val="1"/>
-                  </w:rPr>
-                </w:pPr>
-                <w:r>
-                  <w:rPr>
-                    <w:rFonts w:ascii="Arial" w:cs="Arial" w:eastAsia="Arial" w:hAnsi="Arial"/>
-                    <w:b w:val="1"/>
-                    <w:bCs w:val="1"/>
-                    <w:rtl w:val="0"/>
-                  </w:rPr>
-                  <w:t xml:space="preserve">Responsabilidad</w:t>
-                </w:r>
-              </w:p>
-            </w:tc>
-            <w:tc>
-              <w:tcPr>
-                <w:shd w:fill="auto" w:val="clear"/>
-                <w:tcMar>
-                  <w:top w:w="100.0" w:type="dxa"/>
-                  <w:left w:w="100.0" w:type="dxa"/>
-                  <w:bottom w:w="100.0" w:type="dxa"/>
-                  <w:right w:w="100.0" w:type="dxa"/>
-                </w:tcMar>
-                <w:vAlign w:val="top"/>
-              </w:tcPr>
-              <w:p>
-                <w:pPr>
-                  <w:widowControl w:val="0"/>
-                  <w:spacing w:after="0" w:line="240" w:lineRule="auto"/>
-                  <w:rPr>
-                    <w:rFonts w:ascii="Arial" w:cs="Arial" w:eastAsia="Arial" w:hAnsi="Arial"/>
-                  </w:rPr>
-                </w:pPr>
-                <w:r>
-                  <w:rPr>
-                    <w:rFonts w:ascii="Arial" w:cs="Arial" w:eastAsia="Arial" w:hAnsi="Arial"/>
-                    <w:rtl w:val="0"/>
-                  </w:rPr>
-                  <w:t xml:space="preserve">Control de datos, gestión de contenido, supervisión del sistema.</w:t>
-                </w:r>
-              </w:p>
-            </w:tc>
-          </w:tr>
-          <w:tr>
-            <w:trPr>
-              <w:cantSplit w:val="0"/>
-              <w:tblHeader w:val="0"/>
-            </w:trPr>
-            <w:tc>
-              <w:tcPr>
-                <w:shd w:fill="auto" w:val="clear"/>
-                <w:tcMar>
-                  <w:top w:w="100.0" w:type="dxa"/>
-                  <w:left w:w="100.0" w:type="dxa"/>
-                  <w:bottom w:w="100.0" w:type="dxa"/>
-                  <w:right w:w="100.0" w:type="dxa"/>
-                </w:tcMar>
-                <w:vAlign w:val="top"/>
-              </w:tcPr>
-              <w:p>
-                <w:pPr>
-                  <w:widowControl w:val="0"/>
-                  <w:spacing w:after="0" w:line="240" w:lineRule="auto"/>
-                  <w:rPr>
-                    <w:rFonts w:ascii="Arial" w:cs="Arial" w:eastAsia="Arial" w:hAnsi="Arial"/>
-                    <w:b w:val="1"/>
-                    <w:bCs w:val="1"/>
-                  </w:rPr>
-                </w:pPr>
-                <w:r>
-                  <w:rPr>
-                    <w:rFonts w:ascii="Arial" w:cs="Arial" w:eastAsia="Arial" w:hAnsi="Arial"/>
-                    <w:b w:val="1"/>
-                    <w:bCs w:val="1"/>
-                    <w:rtl w:val="0"/>
-                  </w:rPr>
-                  <w:t xml:space="preserve">Criterios de éxito</w:t>
-                </w:r>
-              </w:p>
-            </w:tc>
-            <w:tc>
-              <w:tcPr>
-                <w:shd w:fill="auto" w:val="clear"/>
-                <w:tcMar>
-                  <w:top w:w="100.0" w:type="dxa"/>
-                  <w:left w:w="100.0" w:type="dxa"/>
-                  <w:bottom w:w="100.0" w:type="dxa"/>
-                  <w:right w:w="100.0" w:type="dxa"/>
-                </w:tcMar>
-                <w:vAlign w:val="top"/>
-              </w:tcPr>
-              <w:p>
-                <w:pPr>
-                  <w:widowControl w:val="0"/>
-                  <w:spacing w:after="0" w:line="240" w:lineRule="auto"/>
-                  <w:rPr>
-                    <w:rFonts w:ascii="Arial" w:cs="Arial" w:eastAsia="Arial" w:hAnsi="Arial"/>
-                  </w:rPr>
-                </w:pPr>
-                <w:r>
-                  <w:rPr>
-                    <w:rFonts w:ascii="Arial" w:cs="Arial" w:eastAsia="Arial" w:hAnsi="Arial"/>
-                    <w:rtl w:val="0"/>
-                  </w:rPr>
-                  <w:t xml:space="preserve">Acceso rápido a información, facilidad de gestión, control eficiente.</w:t>
-                </w:r>
-              </w:p>
-            </w:tc>
-          </w:tr>
-          <w:tr>
-            <w:trPr>
-              <w:cantSplit w:val="0"/>
-              <w:tblHeader w:val="0"/>
-            </w:trPr>
-            <w:tc>
-              <w:tcPr>
-                <w:shd w:fill="auto" w:val="clear"/>
-                <w:tcMar>
-                  <w:top w:w="100.0" w:type="dxa"/>
-                  <w:left w:w="100.0" w:type="dxa"/>
-                  <w:bottom w:w="100.0" w:type="dxa"/>
-                  <w:right w:w="100.0" w:type="dxa"/>
-                </w:tcMar>
-                <w:vAlign w:val="top"/>
-              </w:tcPr>
-              <w:p>
-                <w:pPr>
-                  <w:widowControl w:val="0"/>
-                  <w:spacing w:after="0" w:line="240" w:lineRule="auto"/>
-                  <w:rPr>
-                    <w:rFonts w:ascii="Arial" w:cs="Arial" w:eastAsia="Arial" w:hAnsi="Arial"/>
-                    <w:b w:val="1"/>
-                    <w:bCs w:val="1"/>
-                  </w:rPr>
-                </w:pPr>
-                <w:r>
-                  <w:rPr>
-                    <w:rFonts w:ascii="Arial" w:cs="Arial" w:eastAsia="Arial" w:hAnsi="Arial"/>
-                    <w:b w:val="1"/>
-                    <w:bCs w:val="1"/>
-                    <w:rtl w:val="0"/>
-                  </w:rPr>
-                  <w:t xml:space="preserve">Implicación</w:t>
-                </w:r>
-              </w:p>
-            </w:tc>
-            <w:tc>
-              <w:tcPr>
-                <w:shd w:fill="auto" w:val="clear"/>
-                <w:tcMar>
-                  <w:top w:w="100.0" w:type="dxa"/>
-                  <w:left w:w="100.0" w:type="dxa"/>
-                  <w:bottom w:w="100.0" w:type="dxa"/>
-                  <w:right w:w="100.0" w:type="dxa"/>
-                </w:tcMar>
-                <w:vAlign w:val="top"/>
-              </w:tcPr>
-              <w:p>
-                <w:pPr>
-                  <w:widowControl w:val="0"/>
-                  <w:spacing w:after="0" w:line="240" w:lineRule="auto"/>
-                  <w:rPr>
-                    <w:rFonts w:ascii="Arial" w:cs="Arial" w:eastAsia="Arial" w:hAnsi="Arial"/>
-                  </w:rPr>
-                </w:pPr>
-                <w:r>
-                  <w:rPr>
-                    <w:rFonts w:ascii="Arial" w:cs="Arial" w:eastAsia="Arial" w:hAnsi="Arial"/>
-                    <w:rtl w:val="0"/>
-                  </w:rPr>
-                  <w:t xml:space="preserve">Media-alta.</w:t>
-                </w:r>
-              </w:p>
-            </w:tc>
-          </w:tr>
-        </w:tbl>
-      </w:sdtContent>
-    </w:sdt>
     <w:p>
       <w:pPr>
         <w:spacing w:after="0" w:line="480" w:lineRule="auto"/>
@@ -7436,13 +6911,13 @@
     <w:sdt>
       <w:sdtPr>
         <w:lock w:val="contentLocked"/>
-        <w:id w:val="2048382883"/>
-        <w:tag w:val="goog_rdk_6"/>
+        <w:id w:val="259977061"/>
+        <w:tag w:val="goog_rdk_5"/>
       </w:sdtPr>
       <w:sdtContent>
         <w:tbl>
           <w:tblPr>
-            <w:tblStyle w:val="Table9"/>
+            <w:tblStyle w:val="Table8"/>
             <w:tblpPr w:leftFromText="180" w:rightFromText="180" w:topFromText="180" w:bottomFromText="180" w:vertAnchor="text" w:horzAnchor="text" w:tblpX="0" w:tblpY="0"/>
             <w:tblW w:w="8940.0" w:type="dxa"/>
             <w:jc w:val="left"/>
@@ -11078,13 +10553,6 @@
   </w:style>
   <w:style w:type="table" w:styleId="Table8">
     <w:basedOn w:val="TableNormal"/>
-    <w:tblPr>
-      <w:tblStyleRowBandSize w:val="1"/>
-      <w:tblStyleColBandSize w:val="1"/>
-    </w:tblPr>
-  </w:style>
-  <w:style w:type="table" w:styleId="Table9">
-    <w:basedOn w:val="TableNormal"/>
     <w:pPr>
       <w:spacing w:after="0" w:line="240" w:lineRule="auto"/>
     </w:pPr>
@@ -11365,7 +10833,7 @@
 
 <file path=customXML/item1.xml><?xml version="1.0" encoding="utf-8"?>
 <go:gDocsCustomXmlDataStorage xmlns:go="http://customooxmlschemas.google.com/" xmlns:r="http://schemas.openxmlformats.org/officeDocument/2006/relationships" uri="GoogleDocsCustomDataVersion2">
-  <go:docsCustomData xmlns:go="http://customooxmlschemas.google.com/" roundtripDataSignature="AMtx7mgZWpe9ijxvO1/dm4wr7KgRp8UMGA==">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</go:docsCustomData>
+  <go:docsCustomData xmlns:go="http://customooxmlschemas.google.com/" roundtripDataSignature="AMtx7mhjKWqgXjSSokUyuq5KmKy1NsyaBQ==">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</go:docsCustomData>
 </go:gDocsCustomXmlDataStorage>
 </file>
 

--- a/FD02-EPIS-Informe Vision.docx
+++ b/FD02-EPIS-Informe Vision.docx
@@ -488,6 +488,51 @@
           <w:rFonts w:ascii="Arial" w:cs="Arial" w:eastAsia="Arial" w:hAnsi="Arial"/>
           <w:b w:val="1"/>
           <w:bCs w:val="1"/>
+          <w:sz w:val="28"/>
+          <w:szCs w:val="28"/>
+        </w:rPr>
+      </w:pPr>
+      <w:r>
+        <w:rPr>
+          <w:rFonts w:ascii="Arial" w:cs="Arial" w:eastAsia="Arial" w:hAnsi="Arial"/>
+          <w:b w:val="1"/>
+          <w:bCs w:val="1"/>
+          <w:sz w:val="28"/>
+          <w:szCs w:val="28"/>
+          <w:rtl w:val="0"/>
+        </w:rPr>
+        <w:t xml:space="preserve">Concha Llaca, Gerardo Alejandro</w:t>
+        <w:tab/>
+        <w:tab/>
+        <w:tab/>
+        <w:tab/>
+        <w:t xml:space="preserve">(2017057849)</w:t>
+      </w:r>
+    </w:p>
+    <w:p>
+      <w:pPr>
+        <w:spacing w:after="0" w:lineRule="auto"/>
+        <w:rPr>
+          <w:rFonts w:ascii="Arial" w:cs="Arial" w:eastAsia="Arial" w:hAnsi="Arial"/>
+          <w:b w:val="1"/>
+          <w:bCs w:val="1"/>
+          <w:sz w:val="28"/>
+          <w:szCs w:val="28"/>
+        </w:rPr>
+      </w:pPr>
+      <w:r>
+        <w:rPr>
+          <w:rtl w:val="0"/>
+        </w:rPr>
+      </w:r>
+    </w:p>
+    <w:p>
+      <w:pPr>
+        <w:spacing w:after="0" w:lineRule="auto"/>
+        <w:rPr>
+          <w:rFonts w:ascii="Arial" w:cs="Arial" w:eastAsia="Arial" w:hAnsi="Arial"/>
+          <w:b w:val="1"/>
+          <w:bCs w:val="1"/>
           <w:sz w:val="32"/>
           <w:szCs w:val="32"/>
         </w:rPr>
@@ -503,21 +548,8 @@
         <w:spacing w:after="0" w:lineRule="auto"/>
         <w:rPr>
           <w:rFonts w:ascii="Arial" w:cs="Arial" w:eastAsia="Arial" w:hAnsi="Arial"/>
-          <w:sz w:val="32"/>
-          <w:szCs w:val="32"/>
-        </w:rPr>
-      </w:pPr>
-      <w:r>
-        <w:rPr>
-          <w:rtl w:val="0"/>
-        </w:rPr>
-      </w:r>
-    </w:p>
-    <w:p>
-      <w:pPr>
-        <w:spacing w:after="0" w:lineRule="auto"/>
-        <w:rPr>
-          <w:rFonts w:ascii="Arial" w:cs="Arial" w:eastAsia="Arial" w:hAnsi="Arial"/>
+          <w:b w:val="1"/>
+          <w:bCs w:val="1"/>
           <w:sz w:val="32"/>
           <w:szCs w:val="32"/>
         </w:rPr>
@@ -2149,7 +2181,7 @@
     </w:p>
     <w:sdt>
       <w:sdtPr>
-        <w:id w:val="-1621016318"/>
+        <w:id w:val="-2011400025"/>
         <w:docPartObj>
           <w:docPartGallery w:val="Table of Contents"/>
           <w:docPartUnique w:val="1"/>
@@ -4176,7 +4208,7 @@
     <w:sdt>
       <w:sdtPr>
         <w:lock w:val="contentLocked"/>
-        <w:id w:val="-1657738592"/>
+        <w:id w:val="220956219"/>
         <w:tag w:val="goog_rdk_0"/>
       </w:sdtPr>
       <w:sdtContent>
@@ -4432,7 +4464,7 @@
     <w:sdt>
       <w:sdtPr>
         <w:lock w:val="contentLocked"/>
-        <w:id w:val="1344221501"/>
+        <w:id w:val="154502383"/>
         <w:tag w:val="goog_rdk_1"/>
       </w:sdtPr>
       <w:sdtContent>
@@ -4743,7 +4775,7 @@
     <w:sdt>
       <w:sdtPr>
         <w:lock w:val="contentLocked"/>
-        <w:id w:val="-963937486"/>
+        <w:id w:val="-551213971"/>
         <w:tag w:val="goog_rdk_2"/>
       </w:sdtPr>
       <w:sdtContent>
@@ -5231,7 +5263,7 @@
     <w:sdt>
       <w:sdtPr>
         <w:lock w:val="contentLocked"/>
-        <w:id w:val="651303441"/>
+        <w:id w:val="-805257943"/>
         <w:tag w:val="goog_rdk_3"/>
       </w:sdtPr>
       <w:sdtContent>
@@ -5739,7 +5771,7 @@
     <w:sdt>
       <w:sdtPr>
         <w:lock w:val="contentLocked"/>
-        <w:id w:val="1702938829"/>
+        <w:id w:val="174065070"/>
         <w:tag w:val="goog_rdk_4"/>
       </w:sdtPr>
       <w:sdtContent>
@@ -6911,7 +6943,7 @@
     <w:sdt>
       <w:sdtPr>
         <w:lock w:val="contentLocked"/>
-        <w:id w:val="259977061"/>
+        <w:id w:val="1199208435"/>
         <w:tag w:val="goog_rdk_5"/>
       </w:sdtPr>
       <w:sdtContent>

--- a/FD02-EPIS-Informe Vision.docx
+++ b/FD02-EPIS-Informe Vision.docx
@@ -613,7 +613,7 @@
           <w:szCs w:val="32"/>
           <w:rtl w:val="0"/>
         </w:rPr>
-        <w:t xml:space="preserve">Tacna – Perú</w:t>
+        <w:t>Tacna - Perú</w:t>
       </w:r>
     </w:p>
     <w:p>
@@ -3771,7 +3771,7 @@
           <w:rFonts w:ascii="Arial" w:cs="Arial" w:eastAsia="Arial" w:hAnsi="Arial"/>
           <w:rtl w:val="0"/>
         </w:rPr>
-        <w:t xml:space="preserve">El propósito de este proyecto es desarrollar un sistema móvil con inteligencia artificial que permita mejorar el aprendizaje de los idiomas quechua y aimara mediante una plataforma interactiva, accesible y personalizada. A través de esta solución, se busca optimizar el proceso de aprendizaje incorporando funcionalidades como ejercicios dinámicos, chatbot educativo y reconocimiento de voz, con el fin de ofrecer una experiencia más eficiente, práctica y adaptada a cada usuario, fomentando además la preservación de las lenguas originarias.</w:t>
+        <w:t>Desarrollar una aplicación móvil interactiva que facilite el aprendizaje de quechua y aimara de forma personalizada. Para lograrlo, la plataforma integrará ejercicios prácticos, un chatbot asistente y herramientas de reconocimiento de voz que ayuden a conservar y difundir estas lenguas originarias.</w:t>
       </w:r>
     </w:p>
     <w:p>
@@ -3809,7 +3809,7 @@
           <w:rFonts w:ascii="Arial" w:cs="Arial" w:eastAsia="Arial" w:hAnsi="Arial"/>
           <w:rtl w:val="0"/>
         </w:rPr>
-        <w:t xml:space="preserve">El sistema permitirá a los usuarios aprender quechua y aimara mediante módulos estructurados de aprendizaje, ejercicios interactivos, evaluaciones automáticas, seguimiento del progreso, chatbot con inteligencia artificial y reconocimiento de voz para pronunciación. Además, cada usuario tendrá acceso a contenidos personalizados según su nivel de conocimiento.</w:t>
+        <w:t>La aplicación comprende lecciones estructuradas por niveles, ejercicios prácticos, exámenes auto-evaluativos, registro de progreso, un chatbot de práctica conversacional y reconocimiento de voz. El contenido se adapta de acuerdo al nivel del estudiante.</w:t>
       </w:r>
     </w:p>
     <w:p>
@@ -4031,7 +4031,7 @@
           <w:rFonts w:ascii="Arial" w:cs="Arial" w:eastAsia="Arial" w:hAnsi="Arial"/>
           <w:rtl w:val="0"/>
         </w:rPr>
-        <w:t xml:space="preserve">La visión del proyecto es desarrollar una aplicación móvil innovadora que facilite el aprendizaje de lenguas originarias mediante el uso de inteligencia artificial, promoviendo la preservación cultural y el acceso a la educación digital. El sistema estará orientado a brindar una experiencia intuitiva, personalizada y eficiente, permitiendo a los usuarios aprender de forma autónoma y progresiva.</w:t>
+        <w:t>Buscamos crear una herramienta móvil accesible que acerque las lenguas originarias a más personas mediante tecnología interactiva, promoviendo el rescate cultural y ofreciendo una alternativa digital intuitiva.</w:t>
       </w:r>
     </w:p>
     <w:p>
@@ -4106,7 +4106,7 @@
           <w:rFonts w:ascii="Arial" w:cs="Arial" w:eastAsia="Arial" w:hAnsi="Arial"/>
           <w:rtl w:val="0"/>
         </w:rPr>
-        <w:t xml:space="preserve">Actualmente existen pocas aplicaciones enfocadas en el aprendizaje de quechua y aimara con tecnologías modernas. Esto representa una oportunidad para desarrollar una solución innovadora que combine educación e inteligencia artificial, mejorando la accesibilidad y el interés por estos idiomas.</w:t>
+        <w:t>Hay pocas aplicaciones destinadas a la enseñanza del quechua y el aimara que usen tecnologías recientes. Esto abre una oportunidad para ofrecer una alternativa digital que combine el aprendizaje interactivo con asistentes de inteligencia artificial.</w:t>
       </w:r>
     </w:p>
     <w:p>
@@ -4142,7 +4142,7 @@
           <w:rFonts w:ascii="Arial" w:cs="Arial" w:eastAsia="Arial" w:hAnsi="Arial"/>
           <w:rtl w:val="0"/>
         </w:rPr>
-        <w:t xml:space="preserve">El aprendizaje de quechua y aimara presenta limitaciones debido a la falta de herramientas digitales interactivas y accesibles. Los métodos tradicionales no logran adaptarse a las necesidades actuales, y no existen suficientes plataformas que utilicen inteligencia artificial para personalizar el aprendizaje o mejorar habilidades como la pronunciación y la conversación.</w:t>
+        <w:t>El estudio de estos idiomas carece de herramientas digitales modernas e interactivas. Los métodos de enseñanza tradicionales no logran atraer a los usuarios más jóvenes, y no existen plataformas accesibles que empleen tecnología para practicar la pronunciación o la conversación.</w:t>
       </w:r>
     </w:p>
     <w:p>
@@ -4699,7 +4699,7 @@
           <w:rFonts w:ascii="Arial" w:cs="Arial" w:eastAsia="Arial" w:hAnsi="Arial"/>
           <w:rtl w:val="0"/>
         </w:rPr>
-        <w:t xml:space="preserve">El sistema será una aplicación móvil Android desarrollada en Kotlin, ejecutada en dispositivos con acceso a internet.</w:t>
+        <w:t>La aplicación se ejecuta en dispositivos Android y requiere conexión a internet.</w:t>
       </w:r>
     </w:p>
     <w:p>
@@ -4721,7 +4721,7 @@
           <w:rFonts w:ascii="Arial" w:cs="Arial" w:eastAsia="Arial" w:hAnsi="Arial"/>
           <w:rtl w:val="0"/>
         </w:rPr>
-        <w:t xml:space="preserve">Usuario general: Aprende mediante módulos, ejercicios, chatbot y voz.</w:t>
+        <w:t>Los estudiantes acceden a las lecciones y herramientas de práctica, mientras que los administradores pueden gestionar los contenidos y usuarios.</w:t>
       </w:r>
       <w:r>
         <w:rPr>
@@ -4748,7 +4748,6 @@
           <w:rFonts w:ascii="Arial" w:cs="Arial" w:eastAsia="Arial" w:hAnsi="Arial"/>
           <w:rtl w:val="0"/>
         </w:rPr>
-        <w:t xml:space="preserve">Administrador: Gestiona contenidos, usuarios y seguimiento.</w:t>
       </w:r>
     </w:p>
     <w:p>
@@ -6864,7 +6863,7 @@
           <w:rFonts w:ascii="Arial" w:cs="Arial" w:eastAsia="Arial" w:hAnsi="Arial"/>
           <w:rtl w:val="0"/>
         </w:rPr>
-        <w:t xml:space="preserve">Se asume que los usuarios contarán con dispositivos Android compatibles y acceso a internet para utilizar las funcionalidades del sistema.</w:t>
+        <w:t>Los usuarios necesitan un teléfono Android compatible y conexión a internet.</w:t>
       </w:r>
       <w:r>
         <w:rPr>
@@ -6891,7 +6890,7 @@
           <w:rFonts w:ascii="Arial" w:cs="Arial" w:eastAsia="Arial" w:hAnsi="Arial"/>
           <w:rtl w:val="0"/>
         </w:rPr>
-        <w:t xml:space="preserve">El sistema dependerá del uso de servicios en la nube como Firebase y APIs de inteligencia artificial, por lo que su correcto funcionamiento estará sujeto a la disponibilidad de estos servicios.</w:t>
+        <w:t>El funcionamiento depende de la disponibilidad de Firebase y de las APIs de inteligencia artificial.</w:t>
       </w:r>
       <w:r>
         <w:rPr>
@@ -6918,7 +6917,7 @@
           <w:rFonts w:ascii="Arial" w:cs="Arial" w:eastAsia="Arial" w:hAnsi="Arial"/>
           <w:rtl w:val="0"/>
         </w:rPr>
-        <w:t xml:space="preserve">Se considera que el contenido educativo será validado para garantizar su calidad y precisión.</w:t>
+        <w:t>El contenido lingüístico debe ser revisado por especialistas.</w:t>
       </w:r>
     </w:p>
     <w:p>
@@ -7888,7 +7887,7 @@
           <w:rFonts w:ascii="Arial" w:cs="Arial" w:eastAsia="Arial" w:hAnsi="Arial"/>
           <w:rtl w:val="0"/>
         </w:rPr>
-        <w:t xml:space="preserve">El sistema dependerá del acceso a internet para funcionalidades principales y del uso de APIs externas para inteligencia artificial.</w:t>
+        <w:t>Es obligatorio contar con conexión a internet para usar el chatbot y guardar el progreso.</w:t>
       </w:r>
     </w:p>
     <w:p>
@@ -7910,7 +7909,7 @@
           <w:rFonts w:ascii="Arial" w:cs="Arial" w:eastAsia="Arial" w:hAnsi="Arial"/>
           <w:rtl w:val="0"/>
         </w:rPr>
-        <w:t xml:space="preserve">Estará limitado a dispositivos Android (versión 8.0 o superior) y requerirá conocimientos técnicos para su desarrollo e implementación.</w:t>
+        <w:t>La aplicación requiere Android 8.0 o superior.</w:t>
       </w:r>
     </w:p>
     <w:p>
@@ -7932,7 +7931,6 @@
           <w:rFonts w:ascii="Arial" w:cs="Arial" w:eastAsia="Arial" w:hAnsi="Arial"/>
           <w:rtl w:val="0"/>
         </w:rPr>
-        <w:t xml:space="preserve">Limitaciones en hardware de desarrollo que pueden afectar el uso de emuladores o pruebas avanzadas.</w:t>
       </w:r>
       <w:r>
         <w:rPr>
@@ -7959,7 +7957,7 @@
           <w:rFonts w:ascii="Arial" w:cs="Arial" w:eastAsia="Arial" w:hAnsi="Arial"/>
           <w:rtl w:val="0"/>
         </w:rPr>
-        <w:t xml:space="preserve">El presupuesto definido condiciona el uso de servicios externos y herramientas tecnológicas.</w:t>
+        <w:t>El presupuesto asignado limita la cantidad de consultas mensuales a las APIs de inteligencia artificial.</w:t>
       </w:r>
     </w:p>
     <w:p>
@@ -8042,7 +8040,7 @@
           <w:rFonts w:ascii="Arial" w:cs="Arial" w:eastAsia="Arial" w:hAnsi="Arial"/>
           <w:rtl w:val="0"/>
         </w:rPr>
-        <w:t xml:space="preserve">Tiempo de respuesta menor o igual a 3 segundos en operaciones comunes dentro de la aplicación.</w:t>
+        <w:t>Las funciones comunes deben responder en un máximo de 3 segundos.</w:t>
       </w:r>
     </w:p>
     <w:p>
@@ -8064,7 +8062,7 @@
           <w:rFonts w:ascii="Arial" w:cs="Arial" w:eastAsia="Arial" w:hAnsi="Arial"/>
           <w:rtl w:val="0"/>
         </w:rPr>
-        <w:t xml:space="preserve">Interfaz intuitiva, clara y fácil de usar, enfocada en usuarios con distintos niveles tecnológicos.</w:t>
+        <w:t>La interfaz es sencilla y fácil de navegar, adaptada a usuarios de cualquier edad.</w:t>
       </w:r>
     </w:p>
     <w:p>
@@ -8086,7 +8084,7 @@
           <w:rFonts w:ascii="Arial" w:cs="Arial" w:eastAsia="Arial" w:hAnsi="Arial"/>
           <w:rtl w:val="0"/>
         </w:rPr>
-        <w:t xml:space="preserve">Seguridad en el manejo de datos personales mediante autenticación y almacenamiento seguro.</w:t>
+        <w:t>Protegemos los perfiles mediante autenticación cifrada y almacenamiento seguro de datos.</w:t>
       </w:r>
     </w:p>
     <w:p>
@@ -8107,7 +8105,7 @@
           <w:rFonts w:ascii="Arial" w:cs="Arial" w:eastAsia="Arial" w:hAnsi="Arial"/>
           <w:rtl w:val="0"/>
         </w:rPr>
-        <w:t xml:space="preserve">Correcto funcionamiento de las funcionalidades principales sin errores críticos.</w:t>
+        <w:t>Buscamos un bajo margen de fallos durante el uso diario.</w:t>
       </w:r>
     </w:p>
     <w:p>
@@ -8465,7 +8463,7 @@
           <w:rFonts w:ascii="Arial" w:cs="Arial" w:eastAsia="Arial" w:hAnsi="Arial"/>
           <w:rtl w:val="0"/>
         </w:rPr>
-        <w:t xml:space="preserve">Estándares de comunicación: La aplicación debe presentar mensajes claros, instrucciones simples y retroalimentación comprensible para el usuario.</w:t>
+        <w:t>Estándares legales: Cumplimos con la Ley N° 29733 de Protección de Datos Personales en el manejo de perfiles de usuario.</w:t>
       </w:r>
     </w:p>
     <w:p>
@@ -8487,7 +8485,7 @@
           <w:rFonts w:ascii="Arial" w:cs="Arial" w:eastAsia="Arial" w:hAnsi="Arial"/>
           <w:rtl w:val="0"/>
         </w:rPr>
-        <w:t xml:space="preserve">Estándares de usabilidad: Interfaz intuitiva, accesible y fácil de navegar para usuarios con poca experiencia tecnológica.</w:t>
+        <w:t>Estándares de comunicación: Los avisos y retroalimentaciones dentro de la app son claros y fáciles de entender.</w:t>
       </w:r>
     </w:p>
     <w:p>
@@ -8508,7 +8506,7 @@
           <w:rFonts w:ascii="Arial" w:cs="Arial" w:eastAsia="Arial" w:hAnsi="Arial"/>
           <w:rtl w:val="0"/>
         </w:rPr>
-        <w:t xml:space="preserve">Estándares de compatibilidad: Funcionamiento en dispositivos Android modernos con diferentes resoluciones de pantalla.</w:t>
+        <w:t>Estándares de usabilidad: La navegación está diseñada para personas que no están familiarizadas con las aplicaciones móviles.</w:t>
       </w:r>
     </w:p>
     <w:p>
@@ -8546,6 +8544,7 @@
         <w:rPr>
           <w:rtl w:val="0"/>
         </w:rPr>
+        <w:t>Estándares de calidad: Estabilidad y bajo margen de errores durante el uso diario.</w:t>
       </w:r>
     </w:p>
     <w:p>
@@ -8585,7 +8584,7 @@
           <w:rFonts w:ascii="Arial" w:cs="Arial" w:eastAsia="Arial" w:hAnsi="Arial"/>
           <w:rtl w:val="0"/>
         </w:rPr>
-        <w:t xml:space="preserve">El sistema móvil propuesto representa una solución tecnológica innovadora orientada al aprendizaje de lenguas originarias, integrando herramientas de inteligencia artificial que permiten mejorar la experiencia del usuario y optimizar el proceso educativo. El proyecto no solo responde a una necesidad tecnológica, sino también a un objetivo social y cultural, contribuyendo a la preservación y difusión de los idiomas quechua y aimara mediante el uso de herramientas digitales modernas.</w:t>
+        <w:t>La aplicación es una propuesta interactiva para mejorar la enseñanza de lenguas originarias a través de tecnología móvil. Tiene un propósito social enfocado en la conservación del quechua y el aimara.</w:t>
       </w:r>
     </w:p>
     <w:p>
@@ -8601,7 +8600,7 @@
           <w:rFonts w:ascii="Arial" w:cs="Arial" w:eastAsia="Arial" w:hAnsi="Arial"/>
           <w:rtl w:val="0"/>
         </w:rPr>
-        <w:t xml:space="preserve">Además, el sistema está diseñado para ser escalable, accesible y eficiente, lo que permite su crecimiento futuro y su adaptación a nuevas funcionalidades o mejoras tecnológicas.</w:t>
+        <w:t>El diseño técnico con arquitectura MVVM permite añadir nuevas lecciones y herramientas de forma sencilla en el futuro.</w:t>
       </w:r>
     </w:p>
     <w:p>
@@ -8652,7 +8651,7 @@
           <w:rFonts w:ascii="Arial" w:cs="Arial" w:eastAsia="Arial" w:hAnsi="Arial"/>
           <w:rtl w:val="0"/>
         </w:rPr>
-        <w:t xml:space="preserve">Se recomienda validar constantemente el contenido educativo con especialistas en los idiomas quechua y aimara, asegurando que la información proporcionada sea correcta y culturalmente adecuada. Asimismo, es importante optimizar el uso de las APIs de inteligencia artificial para evitar costos innecesarios y mejorar el rendimiento del sistema.</w:t>
+        <w:t>Recomendamos revisar periódicamente las traducciones y audios con especialistas lingüísticos para asegurar la calidad. También sugerimos optimizar el consumo de las APIs de inteligencia artificial para controlar costos.</w:t>
       </w:r>
     </w:p>
     <w:p>
@@ -8668,7 +8667,7 @@
           <w:rFonts w:ascii="Arial" w:cs="Arial" w:eastAsia="Arial" w:hAnsi="Arial"/>
           <w:rtl w:val="0"/>
         </w:rPr>
-        <w:t xml:space="preserve">También se sugiere realizar pruebas con usuarios reales durante el desarrollo, con el fin de identificar posibles mejoras en la experiencia de usuario y garantizar que la aplicación cumpla con las expectativas y necesidades del público objetivo.</w:t>
+        <w:t>Realizar pruebas con estudiantes reales ayudará a identificar problemas en la interfaz y mejorar la experiencia de uso.</w:t>
       </w:r>
     </w:p>
     <w:sectPr>
